--- a/ambrX_template.docx
+++ b/ambrX_template.docx
@@ -666,7 +666,7 @@
               <w:spacing w:before="16"/>
             </w:pPr>
             <w:r>
-              <w:t xml:space="preserve">If you haven’t already taken a break today, we suggest you so before you start the next section.</w:t>
+              <w:t xml:space="preserve">If you haven’t already taken a break today, we suggest you do so before you start the next section.</w:t>
             </w:r>
           </w:p>
           <w:p>
